--- a/ru/wisdom-stories/what-women-endure.docx
+++ b/ru/wisdom-stories/what-women-endure.docx
@@ -105,7 +105,7 @@
         <w:rPr>
           <w:lang/>
         </w:rPr>
-        <w:t>«Твоё место на кухне. Не вмешивайся не в своё дело», — говорили ей.</w:t>
+        <w:t>«Твоё место на кухне. Не лезь не в своё дело», — говорили ей.</w:t>
       </w:r>
     </w:p>
     <w:p>
@@ -157,7 +157,7 @@
         <w:rPr>
           <w:lang/>
         </w:rPr>
-        <w:t>Отстаивала свои права — становилась плохой. Молчала — считали наивной.</w:t>
+        <w:t>Отстаивала свои права — тебя считали плохой. Молчала — наивной.</w:t>
       </w:r>
     </w:p>
     <w:p>
